--- a/20260906/DOC範本/VN20260906_01_越南新身分法.docx
+++ b/20260906/DOC範本/VN20260906_01_越南新身分法.docx
@@ -108,7 +108,6 @@
             <w:pPr>
               <w:rPr>
                 <w:rFonts w:ascii="Times New Roman" w:cs="Times New Roman" w:eastAsia="Times New Roman" w:hAnsi="Times New Roman"/>
-                <w:shd w:fill="9900ff" w:val="clear"/>
               </w:rPr>
             </w:pPr>
             <w:sdt>
@@ -120,8 +119,8 @@
                 <w:r>
                   <w:rPr>
                     <w:rFonts w:ascii="Gungsuh" w:cs="Gungsuh" w:eastAsia="Gungsuh" w:hAnsi="Gungsuh"/>
-                    <w:shd w:fill="9900ff" w:val="clear"/>
-                    <w:rtl w:val="0"/>
+                    <w:rtl w:val="0"/>
+                    <w:color w:val="000000"/>
                   </w:rPr>
                   <w:t xml:space="preserve">越南新身分法保障海外僑民權益 返鄉換發晶片身分證可登載海外居留地址</w:t>
                 </w:r>
@@ -180,8 +179,8 @@
             <w:r>
               <w:rPr>
                 <w:rFonts w:ascii="Times New Roman" w:cs="Times New Roman" w:eastAsia="Times New Roman" w:hAnsi="Times New Roman"/>
-                <w:highlight w:val="darkBlue"/>
-                <w:rtl w:val="0"/>
+                <w:rtl w:val="0"/>
+                <w:color w:val="000000"/>
               </w:rPr>
               <w:t xml:space="preserve">Luật Căn cước tạo thuận lợi cho kiều bào về nước làm thẻ, cho phép ghi nhận địa chỉ cư trú ở nước ngoài</w:t>
             </w:r>
@@ -189,6 +188,7 @@
               <w:rPr>
                 <w:rFonts w:ascii="Times New Roman" w:cs="Times New Roman" w:eastAsia="Times New Roman" w:hAnsi="Times New Roman"/>
                 <w:rtl w:val="0"/>
+                <w:color w:val="000000"/>
               </w:rPr>
             </w:r>
           </w:p>
@@ -1478,22 +1478,23 @@
             <w:r>
               <w:rPr>
                 <w:rFonts w:ascii="Times New Roman" w:cs="Times New Roman" w:eastAsia="Times New Roman" w:hAnsi="Times New Roman"/>
-                <w:highlight w:val="darkBlue"/>
-                <w:rtl w:val="0"/>
-              </w:rPr>
-              <w:t xml:space="preserve">Luật Căn cước tạo thuận lợi cho kiều bào về nước làm thẻ, cho phép ghi nhận địa chỉ cư trú ở nước ngoài. (Hình minh họa tin tức, mẫu thẻ căn cước mới của công dân Việt Nam / Ảnh: Bộ Công an)</w:t>
-            </w:r>
-            <w:r>
-              <w:rPr>
-                <w:rFonts w:ascii="Times New Roman" w:cs="Times New Roman" w:eastAsia="Times New Roman" w:hAnsi="Times New Roman"/>
-                <w:rtl w:val="0"/>
-              </w:rPr>
-            </w:r>
-            <w:r>
-              <w:rPr>
-                <w:rFonts w:ascii="Times New Roman" w:cs="Times New Roman" w:eastAsia="Times New Roman" w:hAnsi="Times New Roman"/>
-                <w:highlight w:val="darkBlue"/>
-                <w:rtl w:val="0"/>
+                <w:rtl w:val="0"/>
+                <w:color w:val="000000"/>
+              </w:rPr>
+              <w:t xml:space="preserve">{Thẻ căn cước công dân gắn chíp điện tử cho người Việt Nam định cư ở nước ngoài(Ảnh envato/vietnam_id_card)}</w:t>
+            </w:r>
+            <w:r>
+              <w:rPr>
+                <w:rFonts w:ascii="Times New Roman" w:cs="Times New Roman" w:eastAsia="Times New Roman" w:hAnsi="Times New Roman"/>
+                <w:rtl w:val="0"/>
+                <w:color w:val="000000"/>
+              </w:rPr>
+            </w:r>
+            <w:r>
+              <w:rPr>
+                <w:rFonts w:ascii="Times New Roman" w:cs="Times New Roman" w:eastAsia="Times New Roman" w:hAnsi="Times New Roman"/>
+                <w:rtl w:val="0"/>
+                <w:color w:val="000000"/>
               </w:rPr>
             </w:r>
             <w:r>
@@ -1501,14 +1502,15 @@
                 <w:rFonts w:ascii="Times New Roman" w:cs="Times New Roman" w:eastAsia="Times New Roman" w:hAnsi="Times New Roman"/>
                 <w:sz w:val="21"/>
                 <w:szCs w:val="21"/>
-                <w:highlight w:val="darkBlue"/>
-                <w:rtl w:val="0"/>
-              </w:rPr>
-            </w:r>
-            <w:r>
-              <w:rPr>
-                <w:rFonts w:ascii="Times New Roman" w:cs="Times New Roman" w:eastAsia="Times New Roman" w:hAnsi="Times New Roman"/>
-                <w:rtl w:val="0"/>
+                <w:rtl w:val="0"/>
+                <w:color w:val="000000"/>
+              </w:rPr>
+            </w:r>
+            <w:r>
+              <w:rPr>
+                <w:rFonts w:ascii="Times New Roman" w:cs="Times New Roman" w:eastAsia="Times New Roman" w:hAnsi="Times New Roman"/>
+                <w:rtl w:val="0"/>
+                <w:color w:val="000000"/>
               </w:rPr>
             </w:r>
           </w:p>
@@ -1524,6 +1526,7 @@
             <w:r>
               <w:rPr>
                 <w:rtl w:val="0"/>
+                <w:color w:val="000000"/>
               </w:rPr>
             </w:r>
           </w:p>
@@ -1800,20 +1803,20 @@
               <w:rPr>
                 <w:rFonts w:ascii="Times New Roman" w:cs="Times New Roman" w:eastAsia="Times New Roman" w:hAnsi="Times New Roman"/>
                 <w:color w:val="000000"/>
-                <w:shd w:fill="9900ff" w:val="clear"/>
-              </w:rPr>
-            </w:pPr>
-            <w:r>
-              <w:rPr>
-                <w:rFonts w:ascii="Times New Roman" w:cs="Times New Roman" w:eastAsia="Times New Roman" w:hAnsi="Times New Roman"/>
-                <w:shd w:fill="9900ff" w:val="clear"/>
-                <w:rtl w:val="0"/>
+              </w:rPr>
+            </w:pPr>
+            <w:r>
+              <w:rPr>
+                <w:rFonts w:ascii="Times New Roman" w:cs="Times New Roman" w:eastAsia="Times New Roman" w:hAnsi="Times New Roman"/>
+                <w:rtl w:val="0"/>
+                <w:color w:val="000000"/>
               </w:rPr>
               <w:t xml:space="preserve">Luật Căn cước, thẻ căn cước, kiều bào, cải cách thủ tục</w:t>
             </w:r>
             <w:r>
               <w:rPr>
                 <w:rtl w:val="0"/>
+                <w:color w:val="000000"/>
               </w:rPr>
             </w:r>
           </w:p>
@@ -1889,31 +1892,30 @@
               <w:rPr>
                 <w:rFonts w:ascii="Times New Roman" w:cs="Times New Roman" w:eastAsia="Times New Roman" w:hAnsi="Times New Roman"/>
                 <w:color w:val="000000"/>
-                <w:shd w:fill="9900ff" w:val="clear"/>
               </w:rPr>
             </w:pPr>
             <w:hyperlink r:id="rId8">
               <w:r>
                 <w:rPr>
                   <w:rFonts w:ascii="Times New Roman" w:cs="Times New Roman" w:eastAsia="Times New Roman" w:hAnsi="Times New Roman"/>
-                  <w:color w:val="1155cc"/>
+                  <w:color w:val="000000"/>
                   <w:u w:val="single"/>
-                  <w:shd w:fill="9900ff" w:val="clear"/>
                   <w:rtl w:val="0"/>
                 </w:rPr>
-                <w:t xml:space="preserve">Báo Điện tử Chính phủ / Cổng Dịch vụ công Quốc gia</w:t>
+                <w:t xml:space="preserve">https://tuoitre.vn/nguoi-viet-o-nuoc-ngoai-co-duoc-cap-the-can-cuoc-20240702101532456.htm</w:t>
               </w:r>
             </w:hyperlink>
             <w:r>
               <w:rPr>
                 <w:rFonts w:ascii="Times New Roman" w:cs="Times New Roman" w:eastAsia="Times New Roman" w:hAnsi="Times New Roman"/>
-                <w:shd w:fill="9900ff" w:val="clear"/>
-                <w:rtl w:val="0"/>
-              </w:rPr>
-            </w:r>
-            <w:r>
-              <w:rPr>
-                <w:rtl w:val="0"/>
+                <w:rtl w:val="0"/>
+                <w:color w:val="000000"/>
+              </w:rPr>
+            </w:r>
+            <w:r>
+              <w:rPr>
+                <w:rtl w:val="0"/>
+                <w:color w:val="000000"/>
               </w:rPr>
             </w:r>
           </w:p>
@@ -1939,6 +1941,7 @@
       <w:r>
         <w:rPr>
           <w:rFonts w:ascii="Times New Roman" w:hAnsi="Times New Roman" w:eastAsia="Times New Roman"/>
+          <w:color w:val="000000"/>
           <w:sz w:val="24"/>
         </w:rPr>
         <w:t>Bộ Công an vừa đưa ra hướng dẫn chi tiết về việc cấp thẻ căn cước mới cho công dân Việt Nam đang định cư ở nước ngoài khi trở về quê hương. Theo quy định của Luật Căn cước, mọi công dân giữ quốc tịch Việt Nam, không phân biệt nơi cư trú trong hay ngoài nước, đều có quyền được cấp thẻ căn cước mẫu mới nhằm bảo đảm các quyền lợi dân sự chính đáng.</w:t>
@@ -1951,6 +1954,7 @@
       <w:r>
         <w:rPr>
           <w:rFonts w:ascii="Times New Roman" w:hAnsi="Times New Roman" w:eastAsia="Times New Roman"/>
+          <w:color w:val="000000"/>
           <w:sz w:val="24"/>
         </w:rPr>
         <w:t>Trong quá trình làm thủ tục tại cơ quan quản lý căn cước công an cấp huyện hoặc cấp tỉnh, công dân định cư ở nước ngoài chỉ cần xuất trình hộ chiếu Việt Nam còn giá trị sử dụng để đối chiếu dữ liệu dân cư. Đặc biệt, đối với những trường hợp không còn đăng ký thường trú tại Việt Nam, thông tin nơi cư trú hiển thị trên thẻ sẽ được ghi nhận trực tiếp theo địa chỉ sinh sống hợp pháp ở nước ngoài bằng phiên âm tiếng Việt.</w:t>
@@ -1963,6 +1967,7 @@
       <w:r>
         <w:rPr>
           <w:rFonts w:ascii="Times New Roman" w:hAnsi="Times New Roman" w:eastAsia="Times New Roman"/>
+          <w:color w:val="000000"/>
           <w:sz w:val="24"/>
         </w:rPr>
         <w:t>Chính sách mới này nhận được sự quan tâm sâu sắc từ cộng đồng tân di dân và người lao động Việt Nam tại Đài Loan. Việc sở hữu thẻ căn cước gắn chíp chuẩn hóa giúp bà con dễ dàng thực hiện các giao dịch thiết yếu khi về nước như đăng ký quyền sở hữu nhà ở, mở tài khoản ngân hàng, ký kết hợp đồng dân sự và làm thủ tục hành chính liên quan đến hộ tịch gia đình.</w:t>
@@ -1975,6 +1980,7 @@
       <w:r>
         <w:rPr>
           <w:rFonts w:ascii="Times New Roman" w:hAnsi="Times New Roman" w:eastAsia="Times New Roman"/>
+          <w:color w:val="000000"/>
           <w:sz w:val="24"/>
         </w:rPr>
         <w:t>Đại diện cơ quan chức năng cho biết đang tích cực nâng cấp hạ tầng công nghệ thông tin và đồng bộ hóa Cơ sở dữ liệu quốc gia về dân cư. Dự kiến trong thời gian tới, cơ quan quản lý sẽ tiếp tục nghiên cứu phương án phối hợp để hỗ trợ tiếp nhận hồ sơ trực tuyến thuận tiện nhất trước khi công dân về nước.</w:t>
@@ -1987,6 +1993,7 @@
       <w:r>
         <w:rPr>
           <w:rFonts w:ascii="Times New Roman" w:hAnsi="Times New Roman" w:eastAsia="Times New Roman"/>
+          <w:color w:val="000000"/>
           <w:sz w:val="24"/>
         </w:rPr>
         <w:t>Trước đây, người Việt Nam định cư ở nước ngoài nếu đã cắt hộ khẩu thường trú gặp rất nhiều trở ngại khi cần giấy tờ tùy thân có mã định danh để thực hiện giao dịch trong nước, dẫn đến phát sinh nhiều thủ tục xác minh phức tạp và tốn kém thời gian.</w:t>

--- a/20260906/DOC範本/VN20260906_01_越南新身分法.docx
+++ b/20260906/DOC範本/VN20260906_01_越南新身分法.docx
@@ -1481,7 +1481,7 @@
                 <w:rtl w:val="0"/>
                 <w:color w:val="000000"/>
               </w:rPr>
-              <w:t xml:space="preserve">{Thẻ căn cước công dân gắn chíp điện tử cho người Việt Nam định cư ở nước ngoài(Ảnh envato/vietnam_id_card)}</w:t>
+              <w:t xml:space="preserve">主圖說明(Ảnh envato/vietnam_id_card)</w:t>
             </w:r>
             <w:r>
               <w:rPr>
@@ -1909,13 +1909,12 @@
               <w:rPr>
                 <w:rFonts w:ascii="Times New Roman" w:cs="Times New Roman" w:eastAsia="Times New Roman" w:hAnsi="Times New Roman"/>
                 <w:rtl w:val="0"/>
-                <w:color w:val="000000"/>
-              </w:rPr>
-            </w:r>
-            <w:r>
-              <w:rPr>
-                <w:rtl w:val="0"/>
-                <w:color w:val="000000"/>
+              </w:rPr>
+              <w:t xml:space="preserve"> </w:t>
+            </w:r>
+            <w:r>
+              <w:rPr>
+                <w:rtl w:val="0"/>
               </w:rPr>
             </w:r>
           </w:p>

--- a/20260906/DOC範本/VN20260906_01_越南新身分法.docx
+++ b/20260906/DOC範本/VN20260906_01_越南新身分法.docx
@@ -1902,7 +1902,7 @@
                   <w:u w:val="single"/>
                   <w:rtl w:val="0"/>
                 </w:rPr>
-                <w:t xml:space="preserve">https://tuoitre.vn/nguoi-viet-o-nuoc-ngoai-co-duoc-cap-the-can-cuoc-20240702101532456.htm</w:t>
+                <w:t xml:space="preserve">https://xaydungchinhsach.chinhphu.vn/thu-tuc-cap-the-can-cuoc-cho-nguoi-viet-nam-dinh-cu-o-nuoc-ngoai-119250123154650009.htm</w:t>
               </w:r>
             </w:hyperlink>
             <w:r>
